--- a/NADIA AMIR_timetable.docx
+++ b/NADIA AMIR_timetable.docx
@@ -7,7 +7,12 @@
         <w:pStyle w:val="Title"/>
       </w:pPr>
       <w:r>
-        <w:t>Teacher Timetable - NADIA AMIR</w:t>
+        <w:t>Teacher Timetable — NADIA AMIR</w:t>
+      </w:r>
+    </w:p>
+    <w:p>
+      <w:r>
+        <w:t>Total Weekly Periods: 23</w:t>
       </w:r>
     </w:p>
     <w:tbl>
@@ -17,17 +22,19 @@
         <w:tblLook w:firstColumn="1" w:firstRow="1" w:lastColumn="0" w:lastRow="0" w:noHBand="0" w:noVBand="1" w:val="04A0"/>
       </w:tblPr>
       <w:tblGrid>
-        <w:gridCol w:w="1440"/>
-        <w:gridCol w:w="1440"/>
-        <w:gridCol w:w="1440"/>
-        <w:gridCol w:w="1440"/>
-        <w:gridCol w:w="1440"/>
-        <w:gridCol w:w="1440"/>
+        <w:gridCol w:w="1080"/>
+        <w:gridCol w:w="1080"/>
+        <w:gridCol w:w="1080"/>
+        <w:gridCol w:w="1080"/>
+        <w:gridCol w:w="1080"/>
+        <w:gridCol w:w="1080"/>
+        <w:gridCol w:w="1080"/>
+        <w:gridCol w:w="1080"/>
       </w:tblGrid>
       <w:tr>
         <w:tc>
           <w:tcPr>
-            <w:tcW w:type="dxa" w:w="1440"/>
+            <w:tcW w:type="dxa" w:w="1080"/>
           </w:tcPr>
           <w:p>
             <w:r>
@@ -37,51 +44,71 @@
         </w:tc>
         <w:tc>
           <w:tcPr>
-            <w:tcW w:type="dxa" w:w="1440"/>
+            <w:tcW w:type="dxa" w:w="1080"/>
           </w:tcPr>
           <w:p>
             <w:r>
-              <w:t>Monday</w:t>
+              <w:t>Mon-Thu Time</w:t>
             </w:r>
           </w:p>
         </w:tc>
         <w:tc>
           <w:tcPr>
-            <w:tcW w:type="dxa" w:w="1440"/>
+            <w:tcW w:type="dxa" w:w="1080"/>
           </w:tcPr>
           <w:p>
             <w:r>
-              <w:t>Tuesday</w:t>
+              <w:t>Mon</w:t>
             </w:r>
           </w:p>
         </w:tc>
         <w:tc>
           <w:tcPr>
-            <w:tcW w:type="dxa" w:w="1440"/>
+            <w:tcW w:type="dxa" w:w="1080"/>
           </w:tcPr>
           <w:p>
             <w:r>
-              <w:t>Wednesday</w:t>
+              <w:t>Tue</w:t>
             </w:r>
           </w:p>
         </w:tc>
         <w:tc>
           <w:tcPr>
-            <w:tcW w:type="dxa" w:w="1440"/>
+            <w:tcW w:type="dxa" w:w="1080"/>
           </w:tcPr>
           <w:p>
             <w:r>
-              <w:t>Thursday</w:t>
+              <w:t>Wed</w:t>
             </w:r>
           </w:p>
         </w:tc>
         <w:tc>
           <w:tcPr>
-            <w:tcW w:type="dxa" w:w="1440"/>
+            <w:tcW w:type="dxa" w:w="1080"/>
           </w:tcPr>
           <w:p>
             <w:r>
-              <w:t>Friday</w:t>
+              <w:t>Thu</w:t>
+            </w:r>
+          </w:p>
+        </w:tc>
+        <w:tc>
+          <w:tcPr>
+            <w:tcW w:type="dxa" w:w="1080"/>
+          </w:tcPr>
+          <w:p>
+            <w:r>
+              <w:t>Fri</w:t>
+            </w:r>
+          </w:p>
+        </w:tc>
+        <w:tc>
+          <w:tcPr>
+            <w:tcW w:type="dxa" w:w="1080"/>
+          </w:tcPr>
+          <w:p>
+            <w:r>
+              <w:t>Fri Time</w:t>
             </w:r>
           </w:p>
         </w:tc>
@@ -89,7 +116,7 @@
       <w:tr>
         <w:tc>
           <w:tcPr>
-            <w:tcW w:type="dxa" w:w="1440"/>
+            <w:tcW w:type="dxa" w:w="1080"/>
           </w:tcPr>
           <w:p>
             <w:r>
@@ -99,7 +126,17 @@
         </w:tc>
         <w:tc>
           <w:tcPr>
-            <w:tcW w:type="dxa" w:w="1440"/>
+            <w:tcW w:type="dxa" w:w="1080"/>
+          </w:tcPr>
+          <w:p>
+            <w:r>
+              <w:t>8:00-8:50</w:t>
+            </w:r>
+          </w:p>
+        </w:tc>
+        <w:tc>
+          <w:tcPr>
+            <w:tcW w:type="dxa" w:w="1080"/>
           </w:tcPr>
           <w:p>
             <w:r>
@@ -111,7 +148,7 @@
         </w:tc>
         <w:tc>
           <w:tcPr>
-            <w:tcW w:type="dxa" w:w="1440"/>
+            <w:tcW w:type="dxa" w:w="1080"/>
           </w:tcPr>
           <w:p>
             <w:r>
@@ -123,7 +160,7 @@
         </w:tc>
         <w:tc>
           <w:tcPr>
-            <w:tcW w:type="dxa" w:w="1440"/>
+            <w:tcW w:type="dxa" w:w="1080"/>
           </w:tcPr>
           <w:p>
             <w:r>
@@ -135,7 +172,7 @@
         </w:tc>
         <w:tc>
           <w:tcPr>
-            <w:tcW w:type="dxa" w:w="1440"/>
+            <w:tcW w:type="dxa" w:w="1080"/>
           </w:tcPr>
           <w:p>
             <w:r/>
@@ -143,17 +180,27 @@
         </w:tc>
         <w:tc>
           <w:tcPr>
-            <w:tcW w:type="dxa" w:w="1440"/>
+            <w:tcW w:type="dxa" w:w="1080"/>
           </w:tcPr>
           <w:p>
             <w:r/>
+          </w:p>
+        </w:tc>
+        <w:tc>
+          <w:tcPr>
+            <w:tcW w:type="dxa" w:w="1080"/>
+          </w:tcPr>
+          <w:p>
+            <w:r>
+              <w:t>8:00-8:40</w:t>
+            </w:r>
           </w:p>
         </w:tc>
       </w:tr>
       <w:tr>
         <w:tc>
           <w:tcPr>
-            <w:tcW w:type="dxa" w:w="1440"/>
+            <w:tcW w:type="dxa" w:w="1080"/>
           </w:tcPr>
           <w:p>
             <w:r>
@@ -163,7 +210,17 @@
         </w:tc>
         <w:tc>
           <w:tcPr>
-            <w:tcW w:type="dxa" w:w="1440"/>
+            <w:tcW w:type="dxa" w:w="1080"/>
+          </w:tcPr>
+          <w:p>
+            <w:r>
+              <w:t>8:50-9:30</w:t>
+            </w:r>
+          </w:p>
+        </w:tc>
+        <w:tc>
+          <w:tcPr>
+            <w:tcW w:type="dxa" w:w="1080"/>
           </w:tcPr>
           <w:p>
             <w:r/>
@@ -171,7 +228,7 @@
         </w:tc>
         <w:tc>
           <w:tcPr>
-            <w:tcW w:type="dxa" w:w="1440"/>
+            <w:tcW w:type="dxa" w:w="1080"/>
           </w:tcPr>
           <w:p>
             <w:r>
@@ -183,7 +240,7 @@
         </w:tc>
         <w:tc>
           <w:tcPr>
-            <w:tcW w:type="dxa" w:w="1440"/>
+            <w:tcW w:type="dxa" w:w="1080"/>
           </w:tcPr>
           <w:p>
             <w:r>
@@ -195,7 +252,7 @@
         </w:tc>
         <w:tc>
           <w:tcPr>
-            <w:tcW w:type="dxa" w:w="1440"/>
+            <w:tcW w:type="dxa" w:w="1080"/>
           </w:tcPr>
           <w:p>
             <w:r/>
@@ -203,39 +260,7 @@
         </w:tc>
         <w:tc>
           <w:tcPr>
-            <w:tcW w:type="dxa" w:w="1440"/>
-          </w:tcPr>
-          <w:p>
-            <w:r>
-              <w:t>10D</w:t>
-              <w:br/>
-              <w:t>PAKISTAN STUDIES</w:t>
-            </w:r>
-          </w:p>
-        </w:tc>
-      </w:tr>
-      <w:tr>
-        <w:tc>
-          <w:tcPr>
-            <w:tcW w:type="dxa" w:w="1440"/>
-          </w:tcPr>
-          <w:p>
-            <w:r>
-              <w:t>P3</w:t>
-            </w:r>
-          </w:p>
-        </w:tc>
-        <w:tc>
-          <w:tcPr>
-            <w:tcW w:type="dxa" w:w="1440"/>
-          </w:tcPr>
-          <w:p>
-            <w:r/>
-          </w:p>
-        </w:tc>
-        <w:tc>
-          <w:tcPr>
-            <w:tcW w:type="dxa" w:w="1440"/>
+            <w:tcW w:type="dxa" w:w="1080"/>
           </w:tcPr>
           <w:p>
             <w:r>
@@ -247,7 +272,47 @@
         </w:tc>
         <w:tc>
           <w:tcPr>
-            <w:tcW w:type="dxa" w:w="1440"/>
+            <w:tcW w:type="dxa" w:w="1080"/>
+          </w:tcPr>
+          <w:p>
+            <w:r>
+              <w:t>8:40-9:15</w:t>
+            </w:r>
+          </w:p>
+        </w:tc>
+      </w:tr>
+      <w:tr>
+        <w:tc>
+          <w:tcPr>
+            <w:tcW w:type="dxa" w:w="1080"/>
+          </w:tcPr>
+          <w:p>
+            <w:r>
+              <w:t>P3</w:t>
+            </w:r>
+          </w:p>
+        </w:tc>
+        <w:tc>
+          <w:tcPr>
+            <w:tcW w:type="dxa" w:w="1080"/>
+          </w:tcPr>
+          <w:p>
+            <w:r>
+              <w:t>9:30-10:10</w:t>
+            </w:r>
+          </w:p>
+        </w:tc>
+        <w:tc>
+          <w:tcPr>
+            <w:tcW w:type="dxa" w:w="1080"/>
+          </w:tcPr>
+          <w:p>
+            <w:r/>
+          </w:p>
+        </w:tc>
+        <w:tc>
+          <w:tcPr>
+            <w:tcW w:type="dxa" w:w="1080"/>
           </w:tcPr>
           <w:p>
             <w:r>
@@ -259,7 +324,19 @@
         </w:tc>
         <w:tc>
           <w:tcPr>
-            <w:tcW w:type="dxa" w:w="1440"/>
+            <w:tcW w:type="dxa" w:w="1080"/>
+          </w:tcPr>
+          <w:p>
+            <w:r>
+              <w:t>10D</w:t>
+              <w:br/>
+              <w:t>PAKISTAN STUDIES</w:t>
+            </w:r>
+          </w:p>
+        </w:tc>
+        <w:tc>
+          <w:tcPr>
+            <w:tcW w:type="dxa" w:w="1080"/>
           </w:tcPr>
           <w:p>
             <w:r/>
@@ -267,7 +344,7 @@
         </w:tc>
         <w:tc>
           <w:tcPr>
-            <w:tcW w:type="dxa" w:w="1440"/>
+            <w:tcW w:type="dxa" w:w="1080"/>
           </w:tcPr>
           <w:p>
             <w:r>
@@ -277,11 +354,21 @@
             </w:r>
           </w:p>
         </w:tc>
+        <w:tc>
+          <w:tcPr>
+            <w:tcW w:type="dxa" w:w="1080"/>
+          </w:tcPr>
+          <w:p>
+            <w:r>
+              <w:t>9:15-9:50</w:t>
+            </w:r>
+          </w:p>
+        </w:tc>
       </w:tr>
       <w:tr>
         <w:tc>
           <w:tcPr>
-            <w:tcW w:type="dxa" w:w="1440"/>
+            <w:tcW w:type="dxa" w:w="1080"/>
           </w:tcPr>
           <w:p>
             <w:r>
@@ -291,7 +378,17 @@
         </w:tc>
         <w:tc>
           <w:tcPr>
-            <w:tcW w:type="dxa" w:w="1440"/>
+            <w:tcW w:type="dxa" w:w="1080"/>
+          </w:tcPr>
+          <w:p>
+            <w:r>
+              <w:t>10:10-10:50</w:t>
+            </w:r>
+          </w:p>
+        </w:tc>
+        <w:tc>
+          <w:tcPr>
+            <w:tcW w:type="dxa" w:w="1080"/>
           </w:tcPr>
           <w:p>
             <w:r/>
@@ -299,7 +396,7 @@
         </w:tc>
         <w:tc>
           <w:tcPr>
-            <w:tcW w:type="dxa" w:w="1440"/>
+            <w:tcW w:type="dxa" w:w="1080"/>
           </w:tcPr>
           <w:p>
             <w:r/>
@@ -307,7 +404,7 @@
         </w:tc>
         <w:tc>
           <w:tcPr>
-            <w:tcW w:type="dxa" w:w="1440"/>
+            <w:tcW w:type="dxa" w:w="1080"/>
           </w:tcPr>
           <w:p>
             <w:r/>
@@ -315,7 +412,7 @@
         </w:tc>
         <w:tc>
           <w:tcPr>
-            <w:tcW w:type="dxa" w:w="1440"/>
+            <w:tcW w:type="dxa" w:w="1080"/>
           </w:tcPr>
           <w:p>
             <w:r>
@@ -327,17 +424,27 @@
         </w:tc>
         <w:tc>
           <w:tcPr>
-            <w:tcW w:type="dxa" w:w="1440"/>
+            <w:tcW w:type="dxa" w:w="1080"/>
           </w:tcPr>
           <w:p>
             <w:r/>
+          </w:p>
+        </w:tc>
+        <w:tc>
+          <w:tcPr>
+            <w:tcW w:type="dxa" w:w="1080"/>
+          </w:tcPr>
+          <w:p>
+            <w:r>
+              <w:t>9:50-10:25</w:t>
+            </w:r>
           </w:p>
         </w:tc>
       </w:tr>
       <w:tr>
         <w:tc>
           <w:tcPr>
-            <w:tcW w:type="dxa" w:w="1440"/>
+            <w:tcW w:type="dxa" w:w="1080"/>
           </w:tcPr>
           <w:p>
             <w:r>
@@ -347,7 +454,17 @@
         </w:tc>
         <w:tc>
           <w:tcPr>
-            <w:tcW w:type="dxa" w:w="1440"/>
+            <w:tcW w:type="dxa" w:w="1080"/>
+          </w:tcPr>
+          <w:p>
+            <w:r>
+              <w:t>10:50-11:30</w:t>
+            </w:r>
+          </w:p>
+        </w:tc>
+        <w:tc>
+          <w:tcPr>
+            <w:tcW w:type="dxa" w:w="1080"/>
           </w:tcPr>
           <w:p>
             <w:r>
@@ -359,7 +476,7 @@
         </w:tc>
         <w:tc>
           <w:tcPr>
-            <w:tcW w:type="dxa" w:w="1440"/>
+            <w:tcW w:type="dxa" w:w="1080"/>
           </w:tcPr>
           <w:p>
             <w:r>
@@ -371,7 +488,7 @@
         </w:tc>
         <w:tc>
           <w:tcPr>
-            <w:tcW w:type="dxa" w:w="1440"/>
+            <w:tcW w:type="dxa" w:w="1080"/>
           </w:tcPr>
           <w:p>
             <w:r>
@@ -383,7 +500,7 @@
         </w:tc>
         <w:tc>
           <w:tcPr>
-            <w:tcW w:type="dxa" w:w="1440"/>
+            <w:tcW w:type="dxa" w:w="1080"/>
           </w:tcPr>
           <w:p>
             <w:r/>
@@ -391,17 +508,7 @@
         </w:tc>
         <w:tc>
           <w:tcPr>
-            <w:tcW w:type="dxa" w:w="1440"/>
-          </w:tcPr>
-          <w:p>
-            <w:r/>
-          </w:p>
-        </w:tc>
-      </w:tr>
-      <w:tr>
-        <w:tc>
-          <w:tcPr>
-            <w:tcW w:type="dxa" w:w="1440"/>
+            <w:tcW w:type="dxa" w:w="1080"/>
           </w:tcPr>
           <w:p>
             <w:r>
@@ -411,7 +518,39 @@
         </w:tc>
         <w:tc>
           <w:tcPr>
-            <w:tcW w:type="dxa" w:w="1440"/>
+            <w:tcW w:type="dxa" w:w="1080"/>
+          </w:tcPr>
+          <w:p>
+            <w:r>
+              <w:t>10:55-11:35</w:t>
+            </w:r>
+          </w:p>
+        </w:tc>
+      </w:tr>
+      <w:tr>
+        <w:tc>
+          <w:tcPr>
+            <w:tcW w:type="dxa" w:w="1080"/>
+          </w:tcPr>
+          <w:p>
+            <w:r>
+              <w:t>Lunch</w:t>
+            </w:r>
+          </w:p>
+        </w:tc>
+        <w:tc>
+          <w:tcPr>
+            <w:tcW w:type="dxa" w:w="1080"/>
+          </w:tcPr>
+          <w:p>
+            <w:r>
+              <w:t>11:30-12:00</w:t>
+            </w:r>
+          </w:p>
+        </w:tc>
+        <w:tc>
+          <w:tcPr>
+            <w:tcW w:type="dxa" w:w="1080"/>
           </w:tcPr>
           <w:p>
             <w:r/>
@@ -419,7 +558,7 @@
         </w:tc>
         <w:tc>
           <w:tcPr>
-            <w:tcW w:type="dxa" w:w="1440"/>
+            <w:tcW w:type="dxa" w:w="1080"/>
           </w:tcPr>
           <w:p>
             <w:r/>
@@ -427,7 +566,7 @@
         </w:tc>
         <w:tc>
           <w:tcPr>
-            <w:tcW w:type="dxa" w:w="1440"/>
+            <w:tcW w:type="dxa" w:w="1080"/>
           </w:tcPr>
           <w:p>
             <w:r/>
@@ -435,7 +574,7 @@
         </w:tc>
         <w:tc>
           <w:tcPr>
-            <w:tcW w:type="dxa" w:w="1440"/>
+            <w:tcW w:type="dxa" w:w="1080"/>
           </w:tcPr>
           <w:p>
             <w:r/>
@@ -443,17 +582,27 @@
         </w:tc>
         <w:tc>
           <w:tcPr>
-            <w:tcW w:type="dxa" w:w="1440"/>
+            <w:tcW w:type="dxa" w:w="1080"/>
           </w:tcPr>
           <w:p>
             <w:r/>
+          </w:p>
+        </w:tc>
+        <w:tc>
+          <w:tcPr>
+            <w:tcW w:type="dxa" w:w="1080"/>
+          </w:tcPr>
+          <w:p>
+            <w:r>
+              <w:t>10:25-10:55</w:t>
+            </w:r>
           </w:p>
         </w:tc>
       </w:tr>
       <w:tr>
         <w:tc>
           <w:tcPr>
-            <w:tcW w:type="dxa" w:w="1440"/>
+            <w:tcW w:type="dxa" w:w="1080"/>
           </w:tcPr>
           <w:p>
             <w:r>
@@ -463,7 +612,17 @@
         </w:tc>
         <w:tc>
           <w:tcPr>
-            <w:tcW w:type="dxa" w:w="1440"/>
+            <w:tcW w:type="dxa" w:w="1080"/>
+          </w:tcPr>
+          <w:p>
+            <w:r>
+              <w:t>12:00-12:40</w:t>
+            </w:r>
+          </w:p>
+        </w:tc>
+        <w:tc>
+          <w:tcPr>
+            <w:tcW w:type="dxa" w:w="1080"/>
           </w:tcPr>
           <w:p>
             <w:r>
@@ -475,7 +634,7 @@
         </w:tc>
         <w:tc>
           <w:tcPr>
-            <w:tcW w:type="dxa" w:w="1440"/>
+            <w:tcW w:type="dxa" w:w="1080"/>
           </w:tcPr>
           <w:p>
             <w:r/>
@@ -483,7 +642,7 @@
         </w:tc>
         <w:tc>
           <w:tcPr>
-            <w:tcW w:type="dxa" w:w="1440"/>
+            <w:tcW w:type="dxa" w:w="1080"/>
           </w:tcPr>
           <w:p>
             <w:r>
@@ -495,7 +654,7 @@
         </w:tc>
         <w:tc>
           <w:tcPr>
-            <w:tcW w:type="dxa" w:w="1440"/>
+            <w:tcW w:type="dxa" w:w="1080"/>
           </w:tcPr>
           <w:p>
             <w:r>
@@ -507,39 +666,7 @@
         </w:tc>
         <w:tc>
           <w:tcPr>
-            <w:tcW w:type="dxa" w:w="1440"/>
-          </w:tcPr>
-          <w:p>
-            <w:r>
-              <w:t>6C</w:t>
-              <w:br/>
-              <w:t>S.ST</w:t>
-            </w:r>
-          </w:p>
-        </w:tc>
-      </w:tr>
-      <w:tr>
-        <w:tc>
-          <w:tcPr>
-            <w:tcW w:type="dxa" w:w="1440"/>
-          </w:tcPr>
-          <w:p>
-            <w:r>
-              <w:t>P7</w:t>
-            </w:r>
-          </w:p>
-        </w:tc>
-        <w:tc>
-          <w:tcPr>
-            <w:tcW w:type="dxa" w:w="1440"/>
-          </w:tcPr>
-          <w:p>
-            <w:r/>
-          </w:p>
-        </w:tc>
-        <w:tc>
-          <w:tcPr>
-            <w:tcW w:type="dxa" w:w="1440"/>
+            <w:tcW w:type="dxa" w:w="1080"/>
           </w:tcPr>
           <w:p>
             <w:r>
@@ -551,7 +678,59 @@
         </w:tc>
         <w:tc>
           <w:tcPr>
-            <w:tcW w:type="dxa" w:w="1440"/>
+            <w:tcW w:type="dxa" w:w="1080"/>
+          </w:tcPr>
+          <w:p>
+            <w:r>
+              <w:t>11:35-12:15</w:t>
+            </w:r>
+          </w:p>
+        </w:tc>
+      </w:tr>
+      <w:tr>
+        <w:tc>
+          <w:tcPr>
+            <w:tcW w:type="dxa" w:w="1080"/>
+          </w:tcPr>
+          <w:p>
+            <w:r>
+              <w:t>P7</w:t>
+            </w:r>
+          </w:p>
+        </w:tc>
+        <w:tc>
+          <w:tcPr>
+            <w:tcW w:type="dxa" w:w="1080"/>
+          </w:tcPr>
+          <w:p>
+            <w:r>
+              <w:t>12:40-1:20</w:t>
+            </w:r>
+          </w:p>
+        </w:tc>
+        <w:tc>
+          <w:tcPr>
+            <w:tcW w:type="dxa" w:w="1080"/>
+          </w:tcPr>
+          <w:p>
+            <w:r/>
+          </w:p>
+        </w:tc>
+        <w:tc>
+          <w:tcPr>
+            <w:tcW w:type="dxa" w:w="1080"/>
+          </w:tcPr>
+          <w:p>
+            <w:r>
+              <w:t>6C</w:t>
+              <w:br/>
+              <w:t>S.ST</w:t>
+            </w:r>
+          </w:p>
+        </w:tc>
+        <w:tc>
+          <w:tcPr>
+            <w:tcW w:type="dxa" w:w="1080"/>
           </w:tcPr>
           <w:p>
             <w:r>
@@ -563,7 +742,7 @@
         </w:tc>
         <w:tc>
           <w:tcPr>
-            <w:tcW w:type="dxa" w:w="1440"/>
+            <w:tcW w:type="dxa" w:w="1080"/>
           </w:tcPr>
           <w:p>
             <w:r>
@@ -575,7 +754,15 @@
         </w:tc>
         <w:tc>
           <w:tcPr>
-            <w:tcW w:type="dxa" w:w="1440"/>
+            <w:tcW w:type="dxa" w:w="1080"/>
+          </w:tcPr>
+          <w:p>
+            <w:r/>
+          </w:p>
+        </w:tc>
+        <w:tc>
+          <w:tcPr>
+            <w:tcW w:type="dxa" w:w="1080"/>
           </w:tcPr>
           <w:p>
             <w:r/>
@@ -585,7 +772,7 @@
       <w:tr>
         <w:tc>
           <w:tcPr>
-            <w:tcW w:type="dxa" w:w="1440"/>
+            <w:tcW w:type="dxa" w:w="1080"/>
           </w:tcPr>
           <w:p>
             <w:r>
@@ -595,7 +782,17 @@
         </w:tc>
         <w:tc>
           <w:tcPr>
-            <w:tcW w:type="dxa" w:w="1440"/>
+            <w:tcW w:type="dxa" w:w="1080"/>
+          </w:tcPr>
+          <w:p>
+            <w:r>
+              <w:t>1:20-2:00</w:t>
+            </w:r>
+          </w:p>
+        </w:tc>
+        <w:tc>
+          <w:tcPr>
+            <w:tcW w:type="dxa" w:w="1080"/>
           </w:tcPr>
           <w:p>
             <w:r>
@@ -607,7 +804,7 @@
         </w:tc>
         <w:tc>
           <w:tcPr>
-            <w:tcW w:type="dxa" w:w="1440"/>
+            <w:tcW w:type="dxa" w:w="1080"/>
           </w:tcPr>
           <w:p>
             <w:r>
@@ -619,7 +816,7 @@
         </w:tc>
         <w:tc>
           <w:tcPr>
-            <w:tcW w:type="dxa" w:w="1440"/>
+            <w:tcW w:type="dxa" w:w="1080"/>
           </w:tcPr>
           <w:p>
             <w:r/>
@@ -627,7 +824,7 @@
         </w:tc>
         <w:tc>
           <w:tcPr>
-            <w:tcW w:type="dxa" w:w="1440"/>
+            <w:tcW w:type="dxa" w:w="1080"/>
           </w:tcPr>
           <w:p>
             <w:r>
@@ -639,7 +836,15 @@
         </w:tc>
         <w:tc>
           <w:tcPr>
-            <w:tcW w:type="dxa" w:w="1440"/>
+            <w:tcW w:type="dxa" w:w="1080"/>
+          </w:tcPr>
+          <w:p>
+            <w:r/>
+          </w:p>
+        </w:tc>
+        <w:tc>
+          <w:tcPr>
+            <w:tcW w:type="dxa" w:w="1080"/>
           </w:tcPr>
           <w:p>
             <w:r/>

--- a/NADIA AMIR_timetable.docx
+++ b/NADIA AMIR_timetable.docx
@@ -130,7 +130,7 @@
           </w:tcPr>
           <w:p>
             <w:r>
-              <w:t>8:00-8:50</w:t>
+              <w:t>8:00-8:45</w:t>
             </w:r>
           </w:p>
         </w:tc>
@@ -214,7 +214,7 @@
           </w:tcPr>
           <w:p>
             <w:r>
-              <w:t>8:50-9:30</w:t>
+              <w:t>8:45-9:30</w:t>
             </w:r>
           </w:p>
         </w:tc>
@@ -232,9 +232,73 @@
           </w:tcPr>
           <w:p>
             <w:r>
-              <w:t>10D</w:t>
+              <w:t>7E</w:t>
               <w:br/>
-              <w:t>PAKISTAN STUDIES</w:t>
+              <w:t>S.ST</w:t>
+            </w:r>
+          </w:p>
+        </w:tc>
+        <w:tc>
+          <w:tcPr>
+            <w:tcW w:type="dxa" w:w="1080"/>
+          </w:tcPr>
+          <w:p>
+            <w:r/>
+          </w:p>
+        </w:tc>
+        <w:tc>
+          <w:tcPr>
+            <w:tcW w:type="dxa" w:w="1080"/>
+          </w:tcPr>
+          <w:p>
+            <w:r>
+              <w:t>6C</w:t>
+              <w:br/>
+              <w:t>S.ST</w:t>
+            </w:r>
+          </w:p>
+        </w:tc>
+        <w:tc>
+          <w:tcPr>
+            <w:tcW w:type="dxa" w:w="1080"/>
+          </w:tcPr>
+          <w:p>
+            <w:r>
+              <w:t>7E</w:t>
+              <w:br/>
+              <w:t>S.ST</w:t>
+            </w:r>
+          </w:p>
+        </w:tc>
+        <w:tc>
+          <w:tcPr>
+            <w:tcW w:type="dxa" w:w="1080"/>
+          </w:tcPr>
+          <w:p>
+            <w:r>
+              <w:t>8:40-9:15</w:t>
+            </w:r>
+          </w:p>
+        </w:tc>
+      </w:tr>
+      <w:tr>
+        <w:tc>
+          <w:tcPr>
+            <w:tcW w:type="dxa" w:w="1080"/>
+          </w:tcPr>
+          <w:p>
+            <w:r>
+              <w:t>P3</w:t>
+            </w:r>
+          </w:p>
+        </w:tc>
+        <w:tc>
+          <w:tcPr>
+            <w:tcW w:type="dxa" w:w="1080"/>
+          </w:tcPr>
+          <w:p>
+            <w:r>
+              <w:t>9:30-10:15</w:t>
             </w:r>
           </w:p>
         </w:tc>
@@ -276,19 +340,9 @@
           </w:tcPr>
           <w:p>
             <w:r>
-              <w:t>8:40-9:15</w:t>
-            </w:r>
-          </w:p>
-        </w:tc>
-      </w:tr>
-      <w:tr>
-        <w:tc>
-          <w:tcPr>
-            <w:tcW w:type="dxa" w:w="1080"/>
-          </w:tcPr>
-          <w:p>
-            <w:r>
-              <w:t>P3</w:t>
+              <w:t>7E</w:t>
+              <w:br/>
+              <w:t>S.ST</w:t>
             </w:r>
           </w:p>
         </w:tc>
@@ -298,57 +352,7 @@
           </w:tcPr>
           <w:p>
             <w:r>
-              <w:t>9:30-10:10</w:t>
-            </w:r>
-          </w:p>
-        </w:tc>
-        <w:tc>
-          <w:tcPr>
-            <w:tcW w:type="dxa" w:w="1080"/>
-          </w:tcPr>
-          <w:p>
-            <w:r/>
-          </w:p>
-        </w:tc>
-        <w:tc>
-          <w:tcPr>
-            <w:tcW w:type="dxa" w:w="1080"/>
-          </w:tcPr>
-          <w:p>
-            <w:r>
-              <w:t>10D</w:t>
-              <w:br/>
-              <w:t>PAKISTAN STUDIES</w:t>
-            </w:r>
-          </w:p>
-        </w:tc>
-        <w:tc>
-          <w:tcPr>
-            <w:tcW w:type="dxa" w:w="1080"/>
-          </w:tcPr>
-          <w:p>
-            <w:r>
-              <w:t>10D</w:t>
-              <w:br/>
-              <w:t>PAKISTAN STUDIES</w:t>
-            </w:r>
-          </w:p>
-        </w:tc>
-        <w:tc>
-          <w:tcPr>
-            <w:tcW w:type="dxa" w:w="1080"/>
-          </w:tcPr>
-          <w:p>
-            <w:r/>
-          </w:p>
-        </w:tc>
-        <w:tc>
-          <w:tcPr>
-            <w:tcW w:type="dxa" w:w="1080"/>
-          </w:tcPr>
-          <w:p>
-            <w:r>
-              <w:t>7E</w:t>
+              <w:t>6C</w:t>
               <w:br/>
               <w:t>S.ST</w:t>
             </w:r>
@@ -382,7 +386,19 @@
           </w:tcPr>
           <w:p>
             <w:r>
-              <w:t>10:10-10:50</w:t>
+              <w:t>10:15-11:00</w:t>
+            </w:r>
+          </w:p>
+        </w:tc>
+        <w:tc>
+          <w:tcPr>
+            <w:tcW w:type="dxa" w:w="1080"/>
+          </w:tcPr>
+          <w:p>
+            <w:r>
+              <w:t>10D</w:t>
+              <w:br/>
+              <w:t>PAKISTAN STUDIES</w:t>
             </w:r>
           </w:p>
         </w:tc>
@@ -399,15 +415,11 @@
             <w:tcW w:type="dxa" w:w="1080"/>
           </w:tcPr>
           <w:p>
-            <w:r/>
-          </w:p>
-        </w:tc>
-        <w:tc>
-          <w:tcPr>
-            <w:tcW w:type="dxa" w:w="1080"/>
-          </w:tcPr>
-          <w:p>
-            <w:r/>
+            <w:r>
+              <w:t>10E</w:t>
+              <w:br/>
+              <w:t>PAKISTAN STUDIES</w:t>
+            </w:r>
           </w:p>
         </w:tc>
         <w:tc>
@@ -416,9 +428,9 @@
           </w:tcPr>
           <w:p>
             <w:r>
-              <w:t>7B</w:t>
+              <w:t>10E</w:t>
               <w:br/>
-              <w:t>PH</w:t>
+              <w:t>PAKISTAN STUDIES</w:t>
             </w:r>
           </w:p>
         </w:tc>
@@ -448,70 +460,6 @@
           </w:tcPr>
           <w:p>
             <w:r>
-              <w:t>P5</w:t>
-            </w:r>
-          </w:p>
-        </w:tc>
-        <w:tc>
-          <w:tcPr>
-            <w:tcW w:type="dxa" w:w="1080"/>
-          </w:tcPr>
-          <w:p>
-            <w:r>
-              <w:t>10:50-11:30</w:t>
-            </w:r>
-          </w:p>
-        </w:tc>
-        <w:tc>
-          <w:tcPr>
-            <w:tcW w:type="dxa" w:w="1080"/>
-          </w:tcPr>
-          <w:p>
-            <w:r>
-              <w:t>7E</w:t>
-              <w:br/>
-              <w:t>S.ST</w:t>
-            </w:r>
-          </w:p>
-        </w:tc>
-        <w:tc>
-          <w:tcPr>
-            <w:tcW w:type="dxa" w:w="1080"/>
-          </w:tcPr>
-          <w:p>
-            <w:r>
-              <w:t>10E</w:t>
-              <w:br/>
-              <w:t>PAKISTAN STUDIES</w:t>
-            </w:r>
-          </w:p>
-        </w:tc>
-        <w:tc>
-          <w:tcPr>
-            <w:tcW w:type="dxa" w:w="1080"/>
-          </w:tcPr>
-          <w:p>
-            <w:r>
-              <w:t>6C</w:t>
-              <w:br/>
-              <w:t>S.ST</w:t>
-            </w:r>
-          </w:p>
-        </w:tc>
-        <w:tc>
-          <w:tcPr>
-            <w:tcW w:type="dxa" w:w="1080"/>
-          </w:tcPr>
-          <w:p>
-            <w:r/>
-          </w:p>
-        </w:tc>
-        <w:tc>
-          <w:tcPr>
-            <w:tcW w:type="dxa" w:w="1080"/>
-          </w:tcPr>
-          <w:p>
-            <w:r>
               <w:t>Lunch</w:t>
             </w:r>
           </w:p>
@@ -522,29 +470,7 @@
           </w:tcPr>
           <w:p>
             <w:r>
-              <w:t>10:55-11:35</w:t>
-            </w:r>
-          </w:p>
-        </w:tc>
-      </w:tr>
-      <w:tr>
-        <w:tc>
-          <w:tcPr>
-            <w:tcW w:type="dxa" w:w="1080"/>
-          </w:tcPr>
-          <w:p>
-            <w:r>
-              <w:t>Lunch</w:t>
-            </w:r>
-          </w:p>
-        </w:tc>
-        <w:tc>
-          <w:tcPr>
-            <w:tcW w:type="dxa" w:w="1080"/>
-          </w:tcPr>
-          <w:p>
-            <w:r>
-              <w:t>11:30-12:00</w:t>
+              <w:t>11:00-11:30</w:t>
             </w:r>
           </w:p>
         </w:tc>
@@ -606,7 +532,7 @@
           </w:tcPr>
           <w:p>
             <w:r>
-              <w:t>P6</w:t>
+              <w:t>P5</w:t>
             </w:r>
           </w:p>
         </w:tc>
@@ -616,7 +542,7 @@
           </w:tcPr>
           <w:p>
             <w:r>
-              <w:t>12:00-12:40</w:t>
+              <w:t>11:30-12:15</w:t>
             </w:r>
           </w:p>
         </w:tc>
@@ -626,27 +552,7 @@
           </w:tcPr>
           <w:p>
             <w:r>
-              <w:t>6C</w:t>
-              <w:br/>
-              <w:t>S.ST</w:t>
-            </w:r>
-          </w:p>
-        </w:tc>
-        <w:tc>
-          <w:tcPr>
-            <w:tcW w:type="dxa" w:w="1080"/>
-          </w:tcPr>
-          <w:p>
-            <w:r/>
-          </w:p>
-        </w:tc>
-        <w:tc>
-          <w:tcPr>
-            <w:tcW w:type="dxa" w:w="1080"/>
-          </w:tcPr>
-          <w:p>
-            <w:r>
-              <w:t>10E</w:t>
+              <w:t>10D</w:t>
               <w:br/>
               <w:t>PAKISTAN STUDIES</w:t>
             </w:r>
@@ -669,11 +575,99 @@
             <w:tcW w:type="dxa" w:w="1080"/>
           </w:tcPr>
           <w:p>
+            <w:r/>
+          </w:p>
+        </w:tc>
+        <w:tc>
+          <w:tcPr>
+            <w:tcW w:type="dxa" w:w="1080"/>
+          </w:tcPr>
+          <w:p>
+            <w:r/>
+          </w:p>
+        </w:tc>
+        <w:tc>
+          <w:tcPr>
+            <w:tcW w:type="dxa" w:w="1080"/>
+          </w:tcPr>
+          <w:p>
             <w:r>
               <w:t>6C</w:t>
               <w:br/>
               <w:t>S.ST</w:t>
             </w:r>
+          </w:p>
+        </w:tc>
+        <w:tc>
+          <w:tcPr>
+            <w:tcW w:type="dxa" w:w="1080"/>
+          </w:tcPr>
+          <w:p>
+            <w:r>
+              <w:t>10:55-11:35</w:t>
+            </w:r>
+          </w:p>
+        </w:tc>
+      </w:tr>
+      <w:tr>
+        <w:tc>
+          <w:tcPr>
+            <w:tcW w:type="dxa" w:w="1080"/>
+          </w:tcPr>
+          <w:p>
+            <w:r>
+              <w:t>P6</w:t>
+            </w:r>
+          </w:p>
+        </w:tc>
+        <w:tc>
+          <w:tcPr>
+            <w:tcW w:type="dxa" w:w="1080"/>
+          </w:tcPr>
+          <w:p>
+            <w:r>
+              <w:t>12:15-1:00</w:t>
+            </w:r>
+          </w:p>
+        </w:tc>
+        <w:tc>
+          <w:tcPr>
+            <w:tcW w:type="dxa" w:w="1080"/>
+          </w:tcPr>
+          <w:p>
+            <w:r/>
+          </w:p>
+        </w:tc>
+        <w:tc>
+          <w:tcPr>
+            <w:tcW w:type="dxa" w:w="1080"/>
+          </w:tcPr>
+          <w:p>
+            <w:r/>
+          </w:p>
+        </w:tc>
+        <w:tc>
+          <w:tcPr>
+            <w:tcW w:type="dxa" w:w="1080"/>
+          </w:tcPr>
+          <w:p>
+            <w:r/>
+          </w:p>
+        </w:tc>
+        <w:tc>
+          <w:tcPr>
+            <w:tcW w:type="dxa" w:w="1080"/>
+          </w:tcPr>
+          <w:p>
+            <w:r/>
+          </w:p>
+        </w:tc>
+        <w:tc>
+          <w:tcPr>
+            <w:tcW w:type="dxa" w:w="1080"/>
+          </w:tcPr>
+          <w:p>
+            <w:r/>
           </w:p>
         </w:tc>
         <w:tc>
@@ -704,7 +698,7 @@
           </w:tcPr>
           <w:p>
             <w:r>
-              <w:t>12:40-1:20</w:t>
+              <w:t>1:00-1:45</w:t>
             </w:r>
           </w:p>
         </w:tc>
@@ -713,7 +707,11 @@
             <w:tcW w:type="dxa" w:w="1080"/>
           </w:tcPr>
           <w:p>
-            <w:r/>
+            <w:r>
+              <w:t>10E</w:t>
+              <w:br/>
+              <w:t>PAKISTAN STUDIES</w:t>
+            </w:r>
           </w:p>
         </w:tc>
         <w:tc>
@@ -746,9 +744,9 @@
           </w:tcPr>
           <w:p>
             <w:r>
-              <w:t>7C</w:t>
+              <w:t>10D</w:t>
               <w:br/>
-              <w:t>PH</w:t>
+              <w:t>PAKISTAN STUDIES</w:t>
             </w:r>
           </w:p>
         </w:tc>
@@ -786,7 +784,7 @@
           </w:tcPr>
           <w:p>
             <w:r>
-              <w:t>1:20-2:00</w:t>
+              <w:t>1:45-2:30</w:t>
             </w:r>
           </w:p>
         </w:tc>
@@ -796,9 +794,9 @@
           </w:tcPr>
           <w:p>
             <w:r>
-              <w:t>10E</w:t>
+              <w:t>7C</w:t>
               <w:br/>
-              <w:t>PAKISTAN STUDIES</w:t>
+              <w:t>PH</w:t>
             </w:r>
           </w:p>
         </w:tc>
@@ -808,9 +806,9 @@
           </w:tcPr>
           <w:p>
             <w:r>
-              <w:t>7E</w:t>
+              <w:t>7B</w:t>
               <w:br/>
-              <w:t>S.ST</w:t>
+              <w:t>PH</w:t>
             </w:r>
           </w:p>
         </w:tc>

--- a/NADIA AMIR_timetable.docx
+++ b/NADIA AMIR_timetable.docx
@@ -130,7 +130,7 @@
           </w:tcPr>
           <w:p>
             <w:r>
-              <w:t>8:00-8:45</w:t>
+              <w:t>8:00-8:50</w:t>
             </w:r>
           </w:p>
         </w:tc>
@@ -214,7 +214,7 @@
           </w:tcPr>
           <w:p>
             <w:r>
-              <w:t>8:45-9:30</w:t>
+              <w:t>8:50-9:30</w:t>
             </w:r>
           </w:p>
         </w:tc>
@@ -298,7 +298,7 @@
           </w:tcPr>
           <w:p>
             <w:r>
-              <w:t>9:30-10:15</w:t>
+              <w:t>9:30-10:10</w:t>
             </w:r>
           </w:p>
         </w:tc>
@@ -386,7 +386,7 @@
           </w:tcPr>
           <w:p>
             <w:r>
-              <w:t>10:15-11:00</w:t>
+              <w:t>10:10-10:50</w:t>
             </w:r>
           </w:p>
         </w:tc>
@@ -470,7 +470,7 @@
           </w:tcPr>
           <w:p>
             <w:r>
-              <w:t>11:00-11:30</w:t>
+              <w:t>10:50-11:20</w:t>
             </w:r>
           </w:p>
         </w:tc>
@@ -542,7 +542,7 @@
           </w:tcPr>
           <w:p>
             <w:r>
-              <w:t>11:30-12:15</w:t>
+              <w:t>11:20-12:00</w:t>
             </w:r>
           </w:p>
         </w:tc>
@@ -626,7 +626,7 @@
           </w:tcPr>
           <w:p>
             <w:r>
-              <w:t>12:15-1:00</w:t>
+              <w:t>12:00-12:40</w:t>
             </w:r>
           </w:p>
         </w:tc>
@@ -698,7 +698,7 @@
           </w:tcPr>
           <w:p>
             <w:r>
-              <w:t>1:00-1:45</w:t>
+              <w:t>12:40-1:20</w:t>
             </w:r>
           </w:p>
         </w:tc>
@@ -784,7 +784,7 @@
           </w:tcPr>
           <w:p>
             <w:r>
-              <w:t>1:45-2:30</w:t>
+              <w:t>1:20-2:00</w:t>
             </w:r>
           </w:p>
         </w:tc>

--- a/NADIA AMIR_timetable.docx
+++ b/NADIA AMIR_timetable.docx
@@ -591,11 +591,7 @@
             <w:tcW w:type="dxa" w:w="1080"/>
           </w:tcPr>
           <w:p>
-            <w:r>
-              <w:t>6C</w:t>
-              <w:br/>
-              <w:t>S.ST</w:t>
-            </w:r>
+            <w:r/>
           </w:p>
         </w:tc>
         <w:tc>
@@ -667,7 +663,11 @@
             <w:tcW w:type="dxa" w:w="1080"/>
           </w:tcPr>
           <w:p>
-            <w:r/>
+            <w:r>
+              <w:t>6C</w:t>
+              <w:br/>
+              <w:t>S.ST</w:t>
+            </w:r>
           </w:p>
         </w:tc>
         <w:tc>

--- a/NADIA AMIR_timetable.docx
+++ b/NADIA AMIR_timetable.docx
@@ -22,92 +22,116 @@
         <w:tblLook w:firstColumn="1" w:firstRow="1" w:lastColumn="0" w:lastRow="0" w:noHBand="0" w:noVBand="1" w:val="04A0"/>
       </w:tblPr>
       <w:tblGrid>
-        <w:gridCol w:w="1080"/>
-        <w:gridCol w:w="1080"/>
-        <w:gridCol w:w="1080"/>
-        <w:gridCol w:w="1080"/>
-        <w:gridCol w:w="1080"/>
-        <w:gridCol w:w="1080"/>
-        <w:gridCol w:w="1080"/>
-        <w:gridCol w:w="1080"/>
+        <w:gridCol w:w="1530"/>
+        <w:gridCol w:w="1530"/>
+        <w:gridCol w:w="1530"/>
+        <w:gridCol w:w="1530"/>
+        <w:gridCol w:w="1530"/>
+        <w:gridCol w:w="1530"/>
+        <w:gridCol w:w="1530"/>
+        <w:gridCol w:w="1530"/>
       </w:tblGrid>
       <w:tr>
         <w:tc>
           <w:tcPr>
-            <w:tcW w:type="dxa" w:w="1080"/>
+            <w:tcW w:type="dxa" w:w="1530"/>
           </w:tcPr>
           <w:p>
             <w:r>
+              <w:rPr>
+                <w:b/>
+              </w:rPr>
               <w:t>Period</w:t>
             </w:r>
           </w:p>
         </w:tc>
         <w:tc>
           <w:tcPr>
-            <w:tcW w:type="dxa" w:w="1080"/>
+            <w:tcW w:type="dxa" w:w="1530"/>
           </w:tcPr>
           <w:p>
             <w:r>
-              <w:t>Mon-Thu Time</w:t>
+              <w:rPr>
+                <w:b/>
+              </w:rPr>
+              <w:t>Mon-Wed Time</w:t>
             </w:r>
           </w:p>
         </w:tc>
         <w:tc>
           <w:tcPr>
-            <w:tcW w:type="dxa" w:w="1080"/>
+            <w:tcW w:type="dxa" w:w="1530"/>
           </w:tcPr>
           <w:p>
             <w:r>
+              <w:rPr>
+                <w:b/>
+              </w:rPr>
               <w:t>Mon</w:t>
             </w:r>
           </w:p>
         </w:tc>
         <w:tc>
           <w:tcPr>
-            <w:tcW w:type="dxa" w:w="1080"/>
+            <w:tcW w:type="dxa" w:w="1530"/>
           </w:tcPr>
           <w:p>
             <w:r>
+              <w:rPr>
+                <w:b/>
+              </w:rPr>
               <w:t>Tue</w:t>
             </w:r>
           </w:p>
         </w:tc>
         <w:tc>
           <w:tcPr>
-            <w:tcW w:type="dxa" w:w="1080"/>
+            <w:tcW w:type="dxa" w:w="1530"/>
           </w:tcPr>
           <w:p>
             <w:r>
+              <w:rPr>
+                <w:b/>
+              </w:rPr>
               <w:t>Wed</w:t>
             </w:r>
           </w:p>
         </w:tc>
         <w:tc>
           <w:tcPr>
-            <w:tcW w:type="dxa" w:w="1080"/>
+            <w:tcW w:type="dxa" w:w="1530"/>
           </w:tcPr>
           <w:p>
             <w:r>
+              <w:rPr>
+                <w:b/>
+              </w:rPr>
               <w:t>Thu</w:t>
             </w:r>
           </w:p>
         </w:tc>
         <w:tc>
           <w:tcPr>
-            <w:tcW w:type="dxa" w:w="1080"/>
+            <w:tcW w:type="dxa" w:w="1530"/>
           </w:tcPr>
           <w:p>
             <w:r>
+              <w:rPr>
+                <w:b/>
+              </w:rPr>
               <w:t>Fri</w:t>
             </w:r>
           </w:p>
         </w:tc>
         <w:tc>
           <w:tcPr>
-            <w:tcW w:type="dxa" w:w="1080"/>
+            <w:tcW w:type="dxa" w:w="1530"/>
           </w:tcPr>
           <w:p>
             <w:r>
+              <w:rPr>
+                <w:b/>
+              </w:rPr>
               <w:t>Fri Time</w:t>
             </w:r>
           </w:p>
@@ -116,7 +140,7 @@
       <w:tr>
         <w:tc>
           <w:tcPr>
-            <w:tcW w:type="dxa" w:w="1080"/>
+            <w:tcW w:type="dxa" w:w="1530"/>
           </w:tcPr>
           <w:p>
             <w:r>
@@ -126,7 +150,7 @@
         </w:tc>
         <w:tc>
           <w:tcPr>
-            <w:tcW w:type="dxa" w:w="1080"/>
+            <w:tcW w:type="dxa" w:w="1530"/>
           </w:tcPr>
           <w:p>
             <w:r>
@@ -136,7 +160,7 @@
         </w:tc>
         <w:tc>
           <w:tcPr>
-            <w:tcW w:type="dxa" w:w="1080"/>
+            <w:tcW w:type="dxa" w:w="1530"/>
           </w:tcPr>
           <w:p>
             <w:r>
@@ -148,7 +172,7 @@
         </w:tc>
         <w:tc>
           <w:tcPr>
-            <w:tcW w:type="dxa" w:w="1080"/>
+            <w:tcW w:type="dxa" w:w="1530"/>
           </w:tcPr>
           <w:p>
             <w:r>
@@ -160,7 +184,7 @@
         </w:tc>
         <w:tc>
           <w:tcPr>
-            <w:tcW w:type="dxa" w:w="1080"/>
+            <w:tcW w:type="dxa" w:w="1530"/>
           </w:tcPr>
           <w:p>
             <w:r>
@@ -172,7 +196,7 @@
         </w:tc>
         <w:tc>
           <w:tcPr>
-            <w:tcW w:type="dxa" w:w="1080"/>
+            <w:tcW w:type="dxa" w:w="1530"/>
           </w:tcPr>
           <w:p>
             <w:r/>
@@ -180,15 +204,19 @@
         </w:tc>
         <w:tc>
           <w:tcPr>
-            <w:tcW w:type="dxa" w:w="1080"/>
+            <w:tcW w:type="dxa" w:w="1530"/>
           </w:tcPr>
           <w:p>
-            <w:r/>
+            <w:r>
+              <w:t>7B</w:t>
+              <w:br/>
+              <w:t>PH</w:t>
+            </w:r>
           </w:p>
         </w:tc>
         <w:tc>
           <w:tcPr>
-            <w:tcW w:type="dxa" w:w="1080"/>
+            <w:tcW w:type="dxa" w:w="1530"/>
           </w:tcPr>
           <w:p>
             <w:r>
@@ -200,7 +228,7 @@
       <w:tr>
         <w:tc>
           <w:tcPr>
-            <w:tcW w:type="dxa" w:w="1080"/>
+            <w:tcW w:type="dxa" w:w="1530"/>
           </w:tcPr>
           <w:p>
             <w:r>
@@ -210,7 +238,7 @@
         </w:tc>
         <w:tc>
           <w:tcPr>
-            <w:tcW w:type="dxa" w:w="1080"/>
+            <w:tcW w:type="dxa" w:w="1530"/>
           </w:tcPr>
           <w:p>
             <w:r>
@@ -220,15 +248,19 @@
         </w:tc>
         <w:tc>
           <w:tcPr>
-            <w:tcW w:type="dxa" w:w="1080"/>
+            <w:tcW w:type="dxa" w:w="1530"/>
           </w:tcPr>
           <w:p>
-            <w:r/>
+            <w:r>
+              <w:t>10D</w:t>
+              <w:br/>
+              <w:t>PAKISTAN STUDIES</w:t>
+            </w:r>
           </w:p>
         </w:tc>
         <w:tc>
           <w:tcPr>
-            <w:tcW w:type="dxa" w:w="1080"/>
+            <w:tcW w:type="dxa" w:w="1530"/>
           </w:tcPr>
           <w:p>
             <w:r>
@@ -240,15 +272,7 @@
         </w:tc>
         <w:tc>
           <w:tcPr>
-            <w:tcW w:type="dxa" w:w="1080"/>
-          </w:tcPr>
-          <w:p>
-            <w:r/>
-          </w:p>
-        </w:tc>
-        <w:tc>
-          <w:tcPr>
-            <w:tcW w:type="dxa" w:w="1080"/>
+            <w:tcW w:type="dxa" w:w="1530"/>
           </w:tcPr>
           <w:p>
             <w:r>
@@ -260,7 +284,59 @@
         </w:tc>
         <w:tc>
           <w:tcPr>
-            <w:tcW w:type="dxa" w:w="1080"/>
+            <w:tcW w:type="dxa" w:w="1530"/>
+          </w:tcPr>
+          <w:p>
+            <w:r>
+              <w:t>6C</w:t>
+              <w:br/>
+              <w:t>S.ST</w:t>
+            </w:r>
+          </w:p>
+        </w:tc>
+        <w:tc>
+          <w:tcPr>
+            <w:tcW w:type="dxa" w:w="1530"/>
+          </w:tcPr>
+          <w:p>
+            <w:r/>
+          </w:p>
+        </w:tc>
+        <w:tc>
+          <w:tcPr>
+            <w:tcW w:type="dxa" w:w="1530"/>
+          </w:tcPr>
+          <w:p>
+            <w:r>
+              <w:t>8:40-9:15</w:t>
+            </w:r>
+          </w:p>
+        </w:tc>
+      </w:tr>
+      <w:tr>
+        <w:tc>
+          <w:tcPr>
+            <w:tcW w:type="dxa" w:w="1530"/>
+          </w:tcPr>
+          <w:p>
+            <w:r>
+              <w:t>P3</w:t>
+            </w:r>
+          </w:p>
+        </w:tc>
+        <w:tc>
+          <w:tcPr>
+            <w:tcW w:type="dxa" w:w="1530"/>
+          </w:tcPr>
+          <w:p>
+            <w:r>
+              <w:t>9:30-10:10</w:t>
+            </w:r>
+          </w:p>
+        </w:tc>
+        <w:tc>
+          <w:tcPr>
+            <w:tcW w:type="dxa" w:w="1530"/>
           </w:tcPr>
           <w:p>
             <w:r>
@@ -272,39 +348,27 @@
         </w:tc>
         <w:tc>
           <w:tcPr>
-            <w:tcW w:type="dxa" w:w="1080"/>
+            <w:tcW w:type="dxa" w:w="1530"/>
           </w:tcPr>
           <w:p>
             <w:r>
-              <w:t>8:40-9:15</w:t>
-            </w:r>
-          </w:p>
-        </w:tc>
-      </w:tr>
-      <w:tr>
-        <w:tc>
-          <w:tcPr>
-            <w:tcW w:type="dxa" w:w="1080"/>
-          </w:tcPr>
-          <w:p>
-            <w:r>
-              <w:t>P3</w:t>
+              <w:t>7C</w:t>
+              <w:br/>
+              <w:t>PH</w:t>
             </w:r>
           </w:p>
         </w:tc>
         <w:tc>
           <w:tcPr>
-            <w:tcW w:type="dxa" w:w="1080"/>
+            <w:tcW w:type="dxa" w:w="1530"/>
           </w:tcPr>
           <w:p>
-            <w:r>
-              <w:t>9:30-10:10</w:t>
-            </w:r>
+            <w:r/>
           </w:p>
         </w:tc>
         <w:tc>
           <w:tcPr>
-            <w:tcW w:type="dxa" w:w="1080"/>
+            <w:tcW w:type="dxa" w:w="1530"/>
           </w:tcPr>
           <w:p>
             <w:r>
@@ -316,15 +380,7 @@
         </w:tc>
         <w:tc>
           <w:tcPr>
-            <w:tcW w:type="dxa" w:w="1080"/>
-          </w:tcPr>
-          <w:p>
-            <w:r/>
-          </w:p>
-        </w:tc>
-        <w:tc>
-          <w:tcPr>
-            <w:tcW w:type="dxa" w:w="1080"/>
+            <w:tcW w:type="dxa" w:w="1530"/>
           </w:tcPr>
           <w:p>
             <w:r>
@@ -336,7 +392,55 @@
         </w:tc>
         <w:tc>
           <w:tcPr>
-            <w:tcW w:type="dxa" w:w="1080"/>
+            <w:tcW w:type="dxa" w:w="1530"/>
+          </w:tcPr>
+          <w:p>
+            <w:r>
+              <w:t>9:15-9:50</w:t>
+            </w:r>
+          </w:p>
+        </w:tc>
+      </w:tr>
+      <w:tr>
+        <w:tc>
+          <w:tcPr>
+            <w:tcW w:type="dxa" w:w="1530"/>
+          </w:tcPr>
+          <w:p>
+            <w:r>
+              <w:t>P4</w:t>
+            </w:r>
+          </w:p>
+        </w:tc>
+        <w:tc>
+          <w:tcPr>
+            <w:tcW w:type="dxa" w:w="1530"/>
+          </w:tcPr>
+          <w:p>
+            <w:r>
+              <w:t>10:10-10:50</w:t>
+            </w:r>
+          </w:p>
+        </w:tc>
+        <w:tc>
+          <w:tcPr>
+            <w:tcW w:type="dxa" w:w="1530"/>
+          </w:tcPr>
+          <w:p>
+            <w:r/>
+          </w:p>
+        </w:tc>
+        <w:tc>
+          <w:tcPr>
+            <w:tcW w:type="dxa" w:w="1530"/>
+          </w:tcPr>
+          <w:p>
+            <w:r/>
+          </w:p>
+        </w:tc>
+        <w:tc>
+          <w:tcPr>
+            <w:tcW w:type="dxa" w:w="1530"/>
           </w:tcPr>
           <w:p>
             <w:r>
@@ -348,7 +452,303 @@
         </w:tc>
         <w:tc>
           <w:tcPr>
-            <w:tcW w:type="dxa" w:w="1080"/>
+            <w:tcW w:type="dxa" w:w="1530"/>
+          </w:tcPr>
+          <w:p>
+            <w:r>
+              <w:t>10E</w:t>
+              <w:br/>
+              <w:t>PAKISTAN STUDIES</w:t>
+            </w:r>
+          </w:p>
+        </w:tc>
+        <w:tc>
+          <w:tcPr>
+            <w:tcW w:type="dxa" w:w="1530"/>
+          </w:tcPr>
+          <w:p>
+            <w:r/>
+          </w:p>
+        </w:tc>
+        <w:tc>
+          <w:tcPr>
+            <w:tcW w:type="dxa" w:w="1530"/>
+          </w:tcPr>
+          <w:p>
+            <w:r>
+              <w:t>9:50-10:25</w:t>
+            </w:r>
+          </w:p>
+        </w:tc>
+      </w:tr>
+      <w:tr>
+        <w:tc>
+          <w:tcPr>
+            <w:tcW w:type="dxa" w:w="1530"/>
+          </w:tcPr>
+          <w:p>
+            <w:r>
+              <w:t>Lunch</w:t>
+            </w:r>
+          </w:p>
+        </w:tc>
+        <w:tc>
+          <w:tcPr>
+            <w:tcW w:type="dxa" w:w="1530"/>
+          </w:tcPr>
+          <w:p>
+            <w:r>
+              <w:t>10:50-11:20</w:t>
+            </w:r>
+          </w:p>
+        </w:tc>
+        <w:tc>
+          <w:tcPr>
+            <w:tcW w:type="dxa" w:w="1530"/>
+          </w:tcPr>
+          <w:p>
+            <w:r/>
+          </w:p>
+        </w:tc>
+        <w:tc>
+          <w:tcPr>
+            <w:tcW w:type="dxa" w:w="1530"/>
+          </w:tcPr>
+          <w:p>
+            <w:r/>
+          </w:p>
+        </w:tc>
+        <w:tc>
+          <w:tcPr>
+            <w:tcW w:type="dxa" w:w="1530"/>
+          </w:tcPr>
+          <w:p>
+            <w:r/>
+          </w:p>
+        </w:tc>
+        <w:tc>
+          <w:tcPr>
+            <w:tcW w:type="dxa" w:w="1530"/>
+          </w:tcPr>
+          <w:p>
+            <w:r/>
+          </w:p>
+        </w:tc>
+        <w:tc>
+          <w:tcPr>
+            <w:tcW w:type="dxa" w:w="1530"/>
+          </w:tcPr>
+          <w:p>
+            <w:r/>
+          </w:p>
+        </w:tc>
+        <w:tc>
+          <w:tcPr>
+            <w:tcW w:type="dxa" w:w="1530"/>
+          </w:tcPr>
+          <w:p>
+            <w:r>
+              <w:t>10:25-10:55</w:t>
+            </w:r>
+          </w:p>
+        </w:tc>
+      </w:tr>
+      <w:tr>
+        <w:tc>
+          <w:tcPr>
+            <w:tcW w:type="dxa" w:w="1530"/>
+          </w:tcPr>
+          <w:p>
+            <w:r>
+              <w:t>P5</w:t>
+            </w:r>
+          </w:p>
+        </w:tc>
+        <w:tc>
+          <w:tcPr>
+            <w:tcW w:type="dxa" w:w="1530"/>
+          </w:tcPr>
+          <w:p>
+            <w:r>
+              <w:t>11:20-12:00</w:t>
+            </w:r>
+          </w:p>
+        </w:tc>
+        <w:tc>
+          <w:tcPr>
+            <w:tcW w:type="dxa" w:w="1530"/>
+          </w:tcPr>
+          <w:p>
+            <w:r>
+              <w:t>10E</w:t>
+              <w:br/>
+              <w:t>PAKISTAN STUDIES</w:t>
+            </w:r>
+          </w:p>
+        </w:tc>
+        <w:tc>
+          <w:tcPr>
+            <w:tcW w:type="dxa" w:w="1530"/>
+          </w:tcPr>
+          <w:p>
+            <w:r/>
+          </w:p>
+        </w:tc>
+        <w:tc>
+          <w:tcPr>
+            <w:tcW w:type="dxa" w:w="1530"/>
+          </w:tcPr>
+          <w:p>
+            <w:r/>
+          </w:p>
+        </w:tc>
+        <w:tc>
+          <w:tcPr>
+            <w:tcW w:type="dxa" w:w="1530"/>
+          </w:tcPr>
+          <w:p>
+            <w:r/>
+          </w:p>
+        </w:tc>
+        <w:tc>
+          <w:tcPr>
+            <w:tcW w:type="dxa" w:w="1530"/>
+          </w:tcPr>
+          <w:p>
+            <w:r>
+              <w:t>10E</w:t>
+              <w:br/>
+              <w:t>PAKISTAN STUDIES</w:t>
+            </w:r>
+          </w:p>
+        </w:tc>
+        <w:tc>
+          <w:tcPr>
+            <w:tcW w:type="dxa" w:w="1530"/>
+          </w:tcPr>
+          <w:p>
+            <w:r>
+              <w:t>10:55-11:35</w:t>
+            </w:r>
+          </w:p>
+        </w:tc>
+      </w:tr>
+      <w:tr>
+        <w:tc>
+          <w:tcPr>
+            <w:tcW w:type="dxa" w:w="1530"/>
+          </w:tcPr>
+          <w:p>
+            <w:r>
+              <w:t>P6</w:t>
+            </w:r>
+          </w:p>
+        </w:tc>
+        <w:tc>
+          <w:tcPr>
+            <w:tcW w:type="dxa" w:w="1530"/>
+          </w:tcPr>
+          <w:p>
+            <w:r>
+              <w:t>12:00-12:40</w:t>
+            </w:r>
+          </w:p>
+        </w:tc>
+        <w:tc>
+          <w:tcPr>
+            <w:tcW w:type="dxa" w:w="1530"/>
+          </w:tcPr>
+          <w:p>
+            <w:r/>
+          </w:p>
+        </w:tc>
+        <w:tc>
+          <w:tcPr>
+            <w:tcW w:type="dxa" w:w="1530"/>
+          </w:tcPr>
+          <w:p>
+            <w:r>
+              <w:t>10D</w:t>
+              <w:br/>
+              <w:t>PAKISTAN STUDIES</w:t>
+            </w:r>
+          </w:p>
+        </w:tc>
+        <w:tc>
+          <w:tcPr>
+            <w:tcW w:type="dxa" w:w="1530"/>
+          </w:tcPr>
+          <w:p>
+            <w:r>
+              <w:t>10E</w:t>
+              <w:br/>
+              <w:t>PAKISTAN STUDIES</w:t>
+            </w:r>
+          </w:p>
+        </w:tc>
+        <w:tc>
+          <w:tcPr>
+            <w:tcW w:type="dxa" w:w="1530"/>
+          </w:tcPr>
+          <w:p>
+            <w:r>
+              <w:t>10D</w:t>
+              <w:br/>
+              <w:t>PAKISTAN STUDIES</w:t>
+            </w:r>
+          </w:p>
+        </w:tc>
+        <w:tc>
+          <w:tcPr>
+            <w:tcW w:type="dxa" w:w="1530"/>
+          </w:tcPr>
+          <w:p>
+            <w:r/>
+          </w:p>
+        </w:tc>
+        <w:tc>
+          <w:tcPr>
+            <w:tcW w:type="dxa" w:w="1530"/>
+          </w:tcPr>
+          <w:p>
+            <w:r>
+              <w:t>11:35-12:15</w:t>
+            </w:r>
+          </w:p>
+        </w:tc>
+      </w:tr>
+      <w:tr>
+        <w:tc>
+          <w:tcPr>
+            <w:tcW w:type="dxa" w:w="1530"/>
+          </w:tcPr>
+          <w:p>
+            <w:r>
+              <w:t>P7</w:t>
+            </w:r>
+          </w:p>
+        </w:tc>
+        <w:tc>
+          <w:tcPr>
+            <w:tcW w:type="dxa" w:w="1530"/>
+          </w:tcPr>
+          <w:p>
+            <w:r>
+              <w:t>12:40-1:20</w:t>
+            </w:r>
+          </w:p>
+        </w:tc>
+        <w:tc>
+          <w:tcPr>
+            <w:tcW w:type="dxa" w:w="1530"/>
+          </w:tcPr>
+          <w:p>
+            <w:r/>
+          </w:p>
+        </w:tc>
+        <w:tc>
+          <w:tcPr>
+            <w:tcW w:type="dxa" w:w="1530"/>
           </w:tcPr>
           <w:p>
             <w:r>
@@ -360,39 +760,85 @@
         </w:tc>
         <w:tc>
           <w:tcPr>
-            <w:tcW w:type="dxa" w:w="1080"/>
+            <w:tcW w:type="dxa" w:w="1530"/>
           </w:tcPr>
           <w:p>
-            <w:r>
-              <w:t>9:15-9:50</w:t>
-            </w:r>
+            <w:r/>
+          </w:p>
+        </w:tc>
+        <w:tc>
+          <w:tcPr>
+            <w:tcW w:type="dxa" w:w="1530"/>
+          </w:tcPr>
+          <w:p>
+            <w:r/>
+          </w:p>
+        </w:tc>
+        <w:tc>
+          <w:tcPr>
+            <w:tcW w:type="dxa" w:w="1530"/>
+          </w:tcPr>
+          <w:p>
+            <w:r/>
+          </w:p>
+        </w:tc>
+        <w:tc>
+          <w:tcPr>
+            <w:tcW w:type="dxa" w:w="1530"/>
+          </w:tcPr>
+          <w:p>
+            <w:r/>
           </w:p>
         </w:tc>
       </w:tr>
       <w:tr>
         <w:tc>
           <w:tcPr>
-            <w:tcW w:type="dxa" w:w="1080"/>
+            <w:tcW w:type="dxa" w:w="1530"/>
           </w:tcPr>
           <w:p>
             <w:r>
-              <w:t>P4</w:t>
+              <w:t>P8</w:t>
             </w:r>
           </w:p>
         </w:tc>
         <w:tc>
           <w:tcPr>
-            <w:tcW w:type="dxa" w:w="1080"/>
+            <w:tcW w:type="dxa" w:w="1530"/>
           </w:tcPr>
           <w:p>
             <w:r>
-              <w:t>10:10-10:50</w:t>
+              <w:t>1:20-2:00</w:t>
             </w:r>
           </w:p>
         </w:tc>
         <w:tc>
           <w:tcPr>
-            <w:tcW w:type="dxa" w:w="1080"/>
+            <w:tcW w:type="dxa" w:w="1530"/>
+          </w:tcPr>
+          <w:p>
+            <w:r>
+              <w:t>6C</w:t>
+              <w:br/>
+              <w:t>S.ST</w:t>
+            </w:r>
+          </w:p>
+        </w:tc>
+        <w:tc>
+          <w:tcPr>
+            <w:tcW w:type="dxa" w:w="1530"/>
+          </w:tcPr>
+          <w:p>
+            <w:r>
+              <w:t>10E</w:t>
+              <w:br/>
+              <w:t>PAKISTAN STUDIES</w:t>
+            </w:r>
+          </w:p>
+        </w:tc>
+        <w:tc>
+          <w:tcPr>
+            <w:tcW w:type="dxa" w:w="1530"/>
           </w:tcPr>
           <w:p>
             <w:r>
@@ -404,7 +850,7 @@
         </w:tc>
         <w:tc>
           <w:tcPr>
-            <w:tcW w:type="dxa" w:w="1080"/>
+            <w:tcW w:type="dxa" w:w="1530"/>
           </w:tcPr>
           <w:p>
             <w:r/>
@@ -412,31 +858,7 @@
         </w:tc>
         <w:tc>
           <w:tcPr>
-            <w:tcW w:type="dxa" w:w="1080"/>
-          </w:tcPr>
-          <w:p>
-            <w:r>
-              <w:t>10E</w:t>
-              <w:br/>
-              <w:t>PAKISTAN STUDIES</w:t>
-            </w:r>
-          </w:p>
-        </w:tc>
-        <w:tc>
-          <w:tcPr>
-            <w:tcW w:type="dxa" w:w="1080"/>
-          </w:tcPr>
-          <w:p>
-            <w:r>
-              <w:t>10E</w:t>
-              <w:br/>
-              <w:t>PAKISTAN STUDIES</w:t>
-            </w:r>
-          </w:p>
-        </w:tc>
-        <w:tc>
-          <w:tcPr>
-            <w:tcW w:type="dxa" w:w="1080"/>
+            <w:tcW w:type="dxa" w:w="1530"/>
           </w:tcPr>
           <w:p>
             <w:r/>
@@ -444,405 +866,7 @@
         </w:tc>
         <w:tc>
           <w:tcPr>
-            <w:tcW w:type="dxa" w:w="1080"/>
-          </w:tcPr>
-          <w:p>
-            <w:r>
-              <w:t>9:50-10:25</w:t>
-            </w:r>
-          </w:p>
-        </w:tc>
-      </w:tr>
-      <w:tr>
-        <w:tc>
-          <w:tcPr>
-            <w:tcW w:type="dxa" w:w="1080"/>
-          </w:tcPr>
-          <w:p>
-            <w:r>
-              <w:t>Lunch</w:t>
-            </w:r>
-          </w:p>
-        </w:tc>
-        <w:tc>
-          <w:tcPr>
-            <w:tcW w:type="dxa" w:w="1080"/>
-          </w:tcPr>
-          <w:p>
-            <w:r>
-              <w:t>10:50-11:20</w:t>
-            </w:r>
-          </w:p>
-        </w:tc>
-        <w:tc>
-          <w:tcPr>
-            <w:tcW w:type="dxa" w:w="1080"/>
-          </w:tcPr>
-          <w:p>
-            <w:r/>
-          </w:p>
-        </w:tc>
-        <w:tc>
-          <w:tcPr>
-            <w:tcW w:type="dxa" w:w="1080"/>
-          </w:tcPr>
-          <w:p>
-            <w:r/>
-          </w:p>
-        </w:tc>
-        <w:tc>
-          <w:tcPr>
-            <w:tcW w:type="dxa" w:w="1080"/>
-          </w:tcPr>
-          <w:p>
-            <w:r/>
-          </w:p>
-        </w:tc>
-        <w:tc>
-          <w:tcPr>
-            <w:tcW w:type="dxa" w:w="1080"/>
-          </w:tcPr>
-          <w:p>
-            <w:r/>
-          </w:p>
-        </w:tc>
-        <w:tc>
-          <w:tcPr>
-            <w:tcW w:type="dxa" w:w="1080"/>
-          </w:tcPr>
-          <w:p>
-            <w:r/>
-          </w:p>
-        </w:tc>
-        <w:tc>
-          <w:tcPr>
-            <w:tcW w:type="dxa" w:w="1080"/>
-          </w:tcPr>
-          <w:p>
-            <w:r>
-              <w:t>10:25-10:55</w:t>
-            </w:r>
-          </w:p>
-        </w:tc>
-      </w:tr>
-      <w:tr>
-        <w:tc>
-          <w:tcPr>
-            <w:tcW w:type="dxa" w:w="1080"/>
-          </w:tcPr>
-          <w:p>
-            <w:r>
-              <w:t>P5</w:t>
-            </w:r>
-          </w:p>
-        </w:tc>
-        <w:tc>
-          <w:tcPr>
-            <w:tcW w:type="dxa" w:w="1080"/>
-          </w:tcPr>
-          <w:p>
-            <w:r>
-              <w:t>11:20-12:00</w:t>
-            </w:r>
-          </w:p>
-        </w:tc>
-        <w:tc>
-          <w:tcPr>
-            <w:tcW w:type="dxa" w:w="1080"/>
-          </w:tcPr>
-          <w:p>
-            <w:r>
-              <w:t>10D</w:t>
-              <w:br/>
-              <w:t>PAKISTAN STUDIES</w:t>
-            </w:r>
-          </w:p>
-        </w:tc>
-        <w:tc>
-          <w:tcPr>
-            <w:tcW w:type="dxa" w:w="1080"/>
-          </w:tcPr>
-          <w:p>
-            <w:r>
-              <w:t>10D</w:t>
-              <w:br/>
-              <w:t>PAKISTAN STUDIES</w:t>
-            </w:r>
-          </w:p>
-        </w:tc>
-        <w:tc>
-          <w:tcPr>
-            <w:tcW w:type="dxa" w:w="1080"/>
-          </w:tcPr>
-          <w:p>
-            <w:r/>
-          </w:p>
-        </w:tc>
-        <w:tc>
-          <w:tcPr>
-            <w:tcW w:type="dxa" w:w="1080"/>
-          </w:tcPr>
-          <w:p>
-            <w:r/>
-          </w:p>
-        </w:tc>
-        <w:tc>
-          <w:tcPr>
-            <w:tcW w:type="dxa" w:w="1080"/>
-          </w:tcPr>
-          <w:p>
-            <w:r/>
-          </w:p>
-        </w:tc>
-        <w:tc>
-          <w:tcPr>
-            <w:tcW w:type="dxa" w:w="1080"/>
-          </w:tcPr>
-          <w:p>
-            <w:r>
-              <w:t>10:55-11:35</w:t>
-            </w:r>
-          </w:p>
-        </w:tc>
-      </w:tr>
-      <w:tr>
-        <w:tc>
-          <w:tcPr>
-            <w:tcW w:type="dxa" w:w="1080"/>
-          </w:tcPr>
-          <w:p>
-            <w:r>
-              <w:t>P6</w:t>
-            </w:r>
-          </w:p>
-        </w:tc>
-        <w:tc>
-          <w:tcPr>
-            <w:tcW w:type="dxa" w:w="1080"/>
-          </w:tcPr>
-          <w:p>
-            <w:r>
-              <w:t>12:00-12:40</w:t>
-            </w:r>
-          </w:p>
-        </w:tc>
-        <w:tc>
-          <w:tcPr>
-            <w:tcW w:type="dxa" w:w="1080"/>
-          </w:tcPr>
-          <w:p>
-            <w:r/>
-          </w:p>
-        </w:tc>
-        <w:tc>
-          <w:tcPr>
-            <w:tcW w:type="dxa" w:w="1080"/>
-          </w:tcPr>
-          <w:p>
-            <w:r/>
-          </w:p>
-        </w:tc>
-        <w:tc>
-          <w:tcPr>
-            <w:tcW w:type="dxa" w:w="1080"/>
-          </w:tcPr>
-          <w:p>
-            <w:r/>
-          </w:p>
-        </w:tc>
-        <w:tc>
-          <w:tcPr>
-            <w:tcW w:type="dxa" w:w="1080"/>
-          </w:tcPr>
-          <w:p>
-            <w:r/>
-          </w:p>
-        </w:tc>
-        <w:tc>
-          <w:tcPr>
-            <w:tcW w:type="dxa" w:w="1080"/>
-          </w:tcPr>
-          <w:p>
-            <w:r>
-              <w:t>6C</w:t>
-              <w:br/>
-              <w:t>S.ST</w:t>
-            </w:r>
-          </w:p>
-        </w:tc>
-        <w:tc>
-          <w:tcPr>
-            <w:tcW w:type="dxa" w:w="1080"/>
-          </w:tcPr>
-          <w:p>
-            <w:r>
-              <w:t>11:35-12:15</w:t>
-            </w:r>
-          </w:p>
-        </w:tc>
-      </w:tr>
-      <w:tr>
-        <w:tc>
-          <w:tcPr>
-            <w:tcW w:type="dxa" w:w="1080"/>
-          </w:tcPr>
-          <w:p>
-            <w:r>
-              <w:t>P7</w:t>
-            </w:r>
-          </w:p>
-        </w:tc>
-        <w:tc>
-          <w:tcPr>
-            <w:tcW w:type="dxa" w:w="1080"/>
-          </w:tcPr>
-          <w:p>
-            <w:r>
-              <w:t>12:40-1:20</w:t>
-            </w:r>
-          </w:p>
-        </w:tc>
-        <w:tc>
-          <w:tcPr>
-            <w:tcW w:type="dxa" w:w="1080"/>
-          </w:tcPr>
-          <w:p>
-            <w:r>
-              <w:t>10E</w:t>
-              <w:br/>
-              <w:t>PAKISTAN STUDIES</w:t>
-            </w:r>
-          </w:p>
-        </w:tc>
-        <w:tc>
-          <w:tcPr>
-            <w:tcW w:type="dxa" w:w="1080"/>
-          </w:tcPr>
-          <w:p>
-            <w:r>
-              <w:t>6C</w:t>
-              <w:br/>
-              <w:t>S.ST</w:t>
-            </w:r>
-          </w:p>
-        </w:tc>
-        <w:tc>
-          <w:tcPr>
-            <w:tcW w:type="dxa" w:w="1080"/>
-          </w:tcPr>
-          <w:p>
-            <w:r>
-              <w:t>10E</w:t>
-              <w:br/>
-              <w:t>PAKISTAN STUDIES</w:t>
-            </w:r>
-          </w:p>
-        </w:tc>
-        <w:tc>
-          <w:tcPr>
-            <w:tcW w:type="dxa" w:w="1080"/>
-          </w:tcPr>
-          <w:p>
-            <w:r>
-              <w:t>10D</w:t>
-              <w:br/>
-              <w:t>PAKISTAN STUDIES</w:t>
-            </w:r>
-          </w:p>
-        </w:tc>
-        <w:tc>
-          <w:tcPr>
-            <w:tcW w:type="dxa" w:w="1080"/>
-          </w:tcPr>
-          <w:p>
-            <w:r/>
-          </w:p>
-        </w:tc>
-        <w:tc>
-          <w:tcPr>
-            <w:tcW w:type="dxa" w:w="1080"/>
-          </w:tcPr>
-          <w:p>
-            <w:r/>
-          </w:p>
-        </w:tc>
-      </w:tr>
-      <w:tr>
-        <w:tc>
-          <w:tcPr>
-            <w:tcW w:type="dxa" w:w="1080"/>
-          </w:tcPr>
-          <w:p>
-            <w:r>
-              <w:t>P8</w:t>
-            </w:r>
-          </w:p>
-        </w:tc>
-        <w:tc>
-          <w:tcPr>
-            <w:tcW w:type="dxa" w:w="1080"/>
-          </w:tcPr>
-          <w:p>
-            <w:r>
-              <w:t>1:20-2:00</w:t>
-            </w:r>
-          </w:p>
-        </w:tc>
-        <w:tc>
-          <w:tcPr>
-            <w:tcW w:type="dxa" w:w="1080"/>
-          </w:tcPr>
-          <w:p>
-            <w:r>
-              <w:t>7C</w:t>
-              <w:br/>
-              <w:t>PH</w:t>
-            </w:r>
-          </w:p>
-        </w:tc>
-        <w:tc>
-          <w:tcPr>
-            <w:tcW w:type="dxa" w:w="1080"/>
-          </w:tcPr>
-          <w:p>
-            <w:r>
-              <w:t>7B</w:t>
-              <w:br/>
-              <w:t>PH</w:t>
-            </w:r>
-          </w:p>
-        </w:tc>
-        <w:tc>
-          <w:tcPr>
-            <w:tcW w:type="dxa" w:w="1080"/>
-          </w:tcPr>
-          <w:p>
-            <w:r/>
-          </w:p>
-        </w:tc>
-        <w:tc>
-          <w:tcPr>
-            <w:tcW w:type="dxa" w:w="1080"/>
-          </w:tcPr>
-          <w:p>
-            <w:r>
-              <w:t>10E</w:t>
-              <w:br/>
-              <w:t>PAKISTAN STUDIES</w:t>
-            </w:r>
-          </w:p>
-        </w:tc>
-        <w:tc>
-          <w:tcPr>
-            <w:tcW w:type="dxa" w:w="1080"/>
-          </w:tcPr>
-          <w:p>
-            <w:r/>
-          </w:p>
-        </w:tc>
-        <w:tc>
-          <w:tcPr>
-            <w:tcW w:type="dxa" w:w="1080"/>
+            <w:tcW w:type="dxa" w:w="1530"/>
           </w:tcPr>
           <w:p>
             <w:r/>
@@ -851,7 +875,7 @@
       </w:tr>
     </w:tbl>
     <w:sectPr>
-      <w:pgSz w:w="12240" w:h="15840"/>
+      <w:pgSz w:w="15840" w:h="12240" w:orient="landscape"/>
       <w:pgMar w:top="1440" w:right="1800" w:bottom="1440" w:left="1800" w:header="720" w:footer="720" w:gutter="0"/>
       <w:cols w:space="720"/>
       <w:docGrid w:linePitch="360"/>

--- a/NADIA AMIR_timetable.docx
+++ b/NADIA AMIR_timetable.docx
@@ -339,11 +339,7 @@
             <w:tcW w:type="dxa" w:w="1530"/>
           </w:tcPr>
           <w:p>
-            <w:r>
-              <w:t>7E</w:t>
-              <w:br/>
-              <w:t>S.ST</w:t>
-            </w:r>
+            <w:r/>
           </w:p>
         </w:tc>
         <w:tc>
@@ -427,7 +423,11 @@
             <w:tcW w:type="dxa" w:w="1530"/>
           </w:tcPr>
           <w:p>
-            <w:r/>
+            <w:r>
+              <w:t>7E</w:t>
+              <w:br/>
+              <w:t>S.ST</w:t>
+            </w:r>
           </w:p>
         </w:tc>
         <w:tc>
@@ -455,11 +455,7 @@
             <w:tcW w:type="dxa" w:w="1530"/>
           </w:tcPr>
           <w:p>
-            <w:r>
-              <w:t>10E</w:t>
-              <w:br/>
-              <w:t>PAKISTAN STUDIES</w:t>
-            </w:r>
+            <w:r/>
           </w:p>
         </w:tc>
         <w:tc>
@@ -607,7 +603,11 @@
             <w:tcW w:type="dxa" w:w="1530"/>
           </w:tcPr>
           <w:p>
-            <w:r/>
+            <w:r>
+              <w:t>10E</w:t>
+              <w:br/>
+              <w:t>PAKISTAN STUDIES</w:t>
+            </w:r>
           </w:p>
         </w:tc>
         <w:tc>
@@ -763,7 +763,11 @@
             <w:tcW w:type="dxa" w:w="1530"/>
           </w:tcPr>
           <w:p>
-            <w:r/>
+            <w:r>
+              <w:t>10D</w:t>
+              <w:br/>
+              <w:t>PAKISTAN STUDIES</w:t>
+            </w:r>
           </w:p>
         </w:tc>
         <w:tc>
@@ -841,11 +845,7 @@
             <w:tcW w:type="dxa" w:w="1530"/>
           </w:tcPr>
           <w:p>
-            <w:r>
-              <w:t>10D</w:t>
-              <w:br/>
-              <w:t>PAKISTAN STUDIES</w:t>
-            </w:r>
+            <w:r/>
           </w:p>
         </w:tc>
         <w:tc>

--- a/NADIA AMIR_timetable.docx
+++ b/NADIA AMIR_timetable.docx
@@ -463,7 +463,11 @@
             <w:tcW w:type="dxa" w:w="1530"/>
           </w:tcPr>
           <w:p>
-            <w:r/>
+            <w:r>
+              <w:t>6C</w:t>
+              <w:br/>
+              <w:t>S.ST</w:t>
+            </w:r>
           </w:p>
         </w:tc>
         <w:tc>
@@ -752,9 +756,9 @@
           </w:tcPr>
           <w:p>
             <w:r>
-              <w:t>6C</w:t>
+              <w:t>10E</w:t>
               <w:br/>
-              <w:t>S.ST</w:t>
+              <w:t>PAKISTAN STUDIES</w:t>
             </w:r>
           </w:p>
         </w:tc>
@@ -833,11 +837,7 @@
             <w:tcW w:type="dxa" w:w="1530"/>
           </w:tcPr>
           <w:p>
-            <w:r>
-              <w:t>10E</w:t>
-              <w:br/>
-              <w:t>PAKISTAN STUDIES</w:t>
-            </w:r>
+            <w:r/>
           </w:p>
         </w:tc>
         <w:tc>

--- a/NADIA AMIR_timetable.docx
+++ b/NADIA AMIR_timetable.docx
@@ -12,7 +12,7 @@
     </w:p>
     <w:p>
       <w:r>
-        <w:t>Total Weekly Periods: 23</w:t>
+        <w:t>Total Weekly Periods: 25</w:t>
       </w:r>
     </w:p>
     <w:tbl>
@@ -207,11 +207,7 @@
             <w:tcW w:type="dxa" w:w="1530"/>
           </w:tcPr>
           <w:p>
-            <w:r>
-              <w:t>7B</w:t>
-              <w:br/>
-              <w:t>PH</w:t>
-            </w:r>
+            <w:r/>
           </w:p>
         </w:tc>
         <w:tc>
@@ -252,7 +248,43 @@
           </w:tcPr>
           <w:p>
             <w:r>
+              <w:t>7E</w:t>
+              <w:br/>
+              <w:t>S.ST</w:t>
+            </w:r>
+          </w:p>
+        </w:tc>
+        <w:tc>
+          <w:tcPr>
+            <w:tcW w:type="dxa" w:w="1530"/>
+          </w:tcPr>
+          <w:p>
+            <w:r>
               <w:t>10D</w:t>
+              <w:br/>
+              <w:t>PAKISTAN STUDIES</w:t>
+            </w:r>
+          </w:p>
+        </w:tc>
+        <w:tc>
+          <w:tcPr>
+            <w:tcW w:type="dxa" w:w="1530"/>
+          </w:tcPr>
+          <w:p>
+            <w:r>
+              <w:t>10E</w:t>
+              <w:br/>
+              <w:t>PAKISTAN STUDIES</w:t>
+            </w:r>
+          </w:p>
+        </w:tc>
+        <w:tc>
+          <w:tcPr>
+            <w:tcW w:type="dxa" w:w="1530"/>
+          </w:tcPr>
+          <w:p>
+            <w:r>
+              <w:t>10E</w:t>
               <w:br/>
               <w:t>PAKISTAN STUDIES</w:t>
             </w:r>
@@ -268,38 +300,6 @@
               <w:br/>
               <w:t>S.ST</w:t>
             </w:r>
-          </w:p>
-        </w:tc>
-        <w:tc>
-          <w:tcPr>
-            <w:tcW w:type="dxa" w:w="1530"/>
-          </w:tcPr>
-          <w:p>
-            <w:r>
-              <w:t>6C</w:t>
-              <w:br/>
-              <w:t>S.ST</w:t>
-            </w:r>
-          </w:p>
-        </w:tc>
-        <w:tc>
-          <w:tcPr>
-            <w:tcW w:type="dxa" w:w="1530"/>
-          </w:tcPr>
-          <w:p>
-            <w:r>
-              <w:t>6C</w:t>
-              <w:br/>
-              <w:t>S.ST</w:t>
-            </w:r>
-          </w:p>
-        </w:tc>
-        <w:tc>
-          <w:tcPr>
-            <w:tcW w:type="dxa" w:w="1530"/>
-          </w:tcPr>
-          <w:p>
-            <w:r/>
           </w:p>
         </w:tc>
         <w:tc>
@@ -347,18 +347,6 @@
             <w:tcW w:type="dxa" w:w="1530"/>
           </w:tcPr>
           <w:p>
-            <w:r>
-              <w:t>7C</w:t>
-              <w:br/>
-              <w:t>PH</w:t>
-            </w:r>
-          </w:p>
-        </w:tc>
-        <w:tc>
-          <w:tcPr>
-            <w:tcW w:type="dxa" w:w="1530"/>
-          </w:tcPr>
-          <w:p>
             <w:r/>
           </w:p>
         </w:tc>
@@ -368,9 +356,21 @@
           </w:tcPr>
           <w:p>
             <w:r>
-              <w:t>7E</w:t>
+              <w:t>8E</w:t>
               <w:br/>
               <w:t>S.ST</w:t>
+            </w:r>
+          </w:p>
+        </w:tc>
+        <w:tc>
+          <w:tcPr>
+            <w:tcW w:type="dxa" w:w="1530"/>
+          </w:tcPr>
+          <w:p>
+            <w:r>
+              <w:t>10D</w:t>
+              <w:br/>
+              <w:t>PAKISTAN STUDIES</w:t>
             </w:r>
           </w:p>
         </w:tc>
@@ -424,9 +424,21 @@
           </w:tcPr>
           <w:p>
             <w:r>
-              <w:t>7E</w:t>
+              <w:t>8E</w:t>
               <w:br/>
               <w:t>S.ST</w:t>
+            </w:r>
+          </w:p>
+        </w:tc>
+        <w:tc>
+          <w:tcPr>
+            <w:tcW w:type="dxa" w:w="1530"/>
+          </w:tcPr>
+          <w:p>
+            <w:r>
+              <w:t>10E</w:t>
+              <w:br/>
+              <w:t>PAKISTAN STUDIES</w:t>
             </w:r>
           </w:p>
         </w:tc>
@@ -444,9 +456,9 @@
           </w:tcPr>
           <w:p>
             <w:r>
-              <w:t>7E</w:t>
+              <w:t>10D</w:t>
               <w:br/>
-              <w:t>S.ST</w:t>
+              <w:t>PAKISTAN STUDIES</w:t>
             </w:r>
           </w:p>
         </w:tc>
@@ -456,18 +468,6 @@
           </w:tcPr>
           <w:p>
             <w:r/>
-          </w:p>
-        </w:tc>
-        <w:tc>
-          <w:tcPr>
-            <w:tcW w:type="dxa" w:w="1530"/>
-          </w:tcPr>
-          <w:p>
-            <w:r>
-              <w:t>6C</w:t>
-              <w:br/>
-              <w:t>S.ST</w:t>
-            </w:r>
           </w:p>
         </w:tc>
         <w:tc>
@@ -579,26 +579,6 @@
             <w:tcW w:type="dxa" w:w="1530"/>
           </w:tcPr>
           <w:p>
-            <w:r>
-              <w:t>10E</w:t>
-              <w:br/>
-              <w:t>PAKISTAN STUDIES</w:t>
-            </w:r>
-          </w:p>
-        </w:tc>
-        <w:tc>
-          <w:tcPr>
-            <w:tcW w:type="dxa" w:w="1530"/>
-          </w:tcPr>
-          <w:p>
-            <w:r/>
-          </w:p>
-        </w:tc>
-        <w:tc>
-          <w:tcPr>
-            <w:tcW w:type="dxa" w:w="1530"/>
-          </w:tcPr>
-          <w:p>
             <w:r/>
           </w:p>
         </w:tc>
@@ -608,7 +588,19 @@
           </w:tcPr>
           <w:p>
             <w:r>
-              <w:t>10E</w:t>
+              <w:t>8E</w:t>
+              <w:br/>
+              <w:t>S.ST</w:t>
+            </w:r>
+          </w:p>
+        </w:tc>
+        <w:tc>
+          <w:tcPr>
+            <w:tcW w:type="dxa" w:w="1530"/>
+          </w:tcPr>
+          <w:p>
+            <w:r>
+              <w:t>10D</w:t>
               <w:br/>
               <w:t>PAKISTAN STUDIES</w:t>
             </w:r>
@@ -620,10 +612,18 @@
           </w:tcPr>
           <w:p>
             <w:r>
-              <w:t>10E</w:t>
+              <w:t>6C</w:t>
               <w:br/>
-              <w:t>PAKISTAN STUDIES</w:t>
+              <w:t>S.ST</w:t>
             </w:r>
+          </w:p>
+        </w:tc>
+        <w:tc>
+          <w:tcPr>
+            <w:tcW w:type="dxa" w:w="1530"/>
+          </w:tcPr>
+          <w:p>
+            <w:r/>
           </w:p>
         </w:tc>
         <w:tc>
@@ -672,9 +672,29 @@
           </w:tcPr>
           <w:p>
             <w:r>
-              <w:t>10D</w:t>
+              <w:t>7E</w:t>
               <w:br/>
-              <w:t>PAKISTAN STUDIES</w:t>
+              <w:t>S.ST</w:t>
+            </w:r>
+          </w:p>
+        </w:tc>
+        <w:tc>
+          <w:tcPr>
+            <w:tcW w:type="dxa" w:w="1530"/>
+          </w:tcPr>
+          <w:p>
+            <w:r/>
+          </w:p>
+        </w:tc>
+        <w:tc>
+          <w:tcPr>
+            <w:tcW w:type="dxa" w:w="1530"/>
+          </w:tcPr>
+          <w:p>
+            <w:r>
+              <w:t>7E</w:t>
+              <w:br/>
+              <w:t>S.ST</w:t>
             </w:r>
           </w:p>
         </w:tc>
@@ -688,26 +708,6 @@
               <w:br/>
               <w:t>PAKISTAN STUDIES</w:t>
             </w:r>
-          </w:p>
-        </w:tc>
-        <w:tc>
-          <w:tcPr>
-            <w:tcW w:type="dxa" w:w="1530"/>
-          </w:tcPr>
-          <w:p>
-            <w:r>
-              <w:t>10D</w:t>
-              <w:br/>
-              <w:t>PAKISTAN STUDIES</w:t>
-            </w:r>
-          </w:p>
-        </w:tc>
-        <w:tc>
-          <w:tcPr>
-            <w:tcW w:type="dxa" w:w="1530"/>
-          </w:tcPr>
-          <w:p>
-            <w:r/>
           </w:p>
         </w:tc>
         <w:tc>
@@ -747,6 +747,18 @@
             <w:tcW w:type="dxa" w:w="1530"/>
           </w:tcPr>
           <w:p>
+            <w:r>
+              <w:t>6C</w:t>
+              <w:br/>
+              <w:t>S.ST</w:t>
+            </w:r>
+          </w:p>
+        </w:tc>
+        <w:tc>
+          <w:tcPr>
+            <w:tcW w:type="dxa" w:w="1530"/>
+          </w:tcPr>
+          <w:p>
             <w:r/>
           </w:p>
         </w:tc>
@@ -755,23 +767,7 @@
             <w:tcW w:type="dxa" w:w="1530"/>
           </w:tcPr>
           <w:p>
-            <w:r>
-              <w:t>10E</w:t>
-              <w:br/>
-              <w:t>PAKISTAN STUDIES</w:t>
-            </w:r>
-          </w:p>
-        </w:tc>
-        <w:tc>
-          <w:tcPr>
-            <w:tcW w:type="dxa" w:w="1530"/>
-          </w:tcPr>
-          <w:p>
-            <w:r>
-              <w:t>10D</w:t>
-              <w:br/>
-              <w:t>PAKISTAN STUDIES</w:t>
-            </w:r>
+            <w:r/>
           </w:p>
         </w:tc>
         <w:tc>
@@ -826,6 +822,18 @@
           </w:tcPr>
           <w:p>
             <w:r>
+              <w:t>10E</w:t>
+              <w:br/>
+              <w:t>PAKISTAN STUDIES</w:t>
+            </w:r>
+          </w:p>
+        </w:tc>
+        <w:tc>
+          <w:tcPr>
+            <w:tcW w:type="dxa" w:w="1530"/>
+          </w:tcPr>
+          <w:p>
+            <w:r>
               <w:t>6C</w:t>
               <w:br/>
               <w:t>S.ST</w:t>
@@ -837,7 +845,11 @@
             <w:tcW w:type="dxa" w:w="1530"/>
           </w:tcPr>
           <w:p>
-            <w:r/>
+            <w:r>
+              <w:t>6C</w:t>
+              <w:br/>
+              <w:t>S.ST</w:t>
+            </w:r>
           </w:p>
         </w:tc>
         <w:tc>
@@ -845,15 +857,11 @@
             <w:tcW w:type="dxa" w:w="1530"/>
           </w:tcPr>
           <w:p>
-            <w:r/>
-          </w:p>
-        </w:tc>
-        <w:tc>
-          <w:tcPr>
-            <w:tcW w:type="dxa" w:w="1530"/>
-          </w:tcPr>
-          <w:p>
-            <w:r/>
+            <w:r>
+              <w:t>8E</w:t>
+              <w:br/>
+              <w:t>S.ST</w:t>
+            </w:r>
           </w:p>
         </w:tc>
         <w:tc>
